--- a/LAB_3/25764211-HÀ MINH MẪN.docx
+++ b/LAB_3/25764211-HÀ MINH MẪN.docx
@@ -35,6 +35,69 @@
         </w:rPr>
         <w:t xml:space="preserve"> 25764211</w:t>
       </w:r>
+    </w:p>
+    <w:p>
+      <w:pPr>
+        <w:rPr>
+          <w:b/>
+          <w:sz w:val="36"/>
+          <w:szCs w:val="36"/>
+        </w:rPr>
+      </w:pPr>
+      <w:r>
+        <w:rPr>
+          <w:b/>
+          <w:sz w:val="36"/>
+          <w:szCs w:val="36"/>
+        </w:rPr>
+        <w:t xml:space="preserve">Source </w:t>
+      </w:r>
+      <w:proofErr w:type="spellStart"/>
+      <w:r>
+        <w:rPr>
+          <w:b/>
+          <w:sz w:val="36"/>
+          <w:szCs w:val="36"/>
+        </w:rPr>
+        <w:t>trên</w:t>
+      </w:r>
+      <w:proofErr w:type="spellEnd"/>
+      <w:r>
+        <w:rPr>
+          <w:b/>
+          <w:sz w:val="36"/>
+          <w:szCs w:val="36"/>
+        </w:rPr>
+        <w:t xml:space="preserve"> </w:t>
+      </w:r>
+      <w:proofErr w:type="spellStart"/>
+      <w:r>
+        <w:rPr>
+          <w:b/>
+          <w:sz w:val="36"/>
+          <w:szCs w:val="36"/>
+        </w:rPr>
+        <w:t>git</w:t>
+      </w:r>
+      <w:proofErr w:type="spellEnd"/>
+      <w:r>
+        <w:rPr>
+          <w:b/>
+          <w:sz w:val="36"/>
+          <w:szCs w:val="36"/>
+        </w:rPr>
+        <w:t xml:space="preserve">: </w:t>
+      </w:r>
+      <w:bookmarkStart w:id="0" w:name="_GoBack"/>
+      <w:r>
+        <w:rPr>
+          <w:b/>
+          <w:sz w:val="36"/>
+          <w:szCs w:val="36"/>
+        </w:rPr>
+        <w:t>https://github.com/haminhman2011/pthtth_21bvl_25764211/tree/main/LAB_3</w:t>
+      </w:r>
+      <w:bookmarkEnd w:id="0"/>
     </w:p>
     <w:p>
       <w:pPr>
@@ -1307,6 +1370,7 @@
       </w:pPr>
       <w:proofErr w:type="spellStart"/>
       <w:r>
+        <w:lastRenderedPageBreak/>
         <w:t>Trả</w:t>
       </w:r>
       <w:proofErr w:type="spellEnd"/>
@@ -1794,7 +1858,6 @@
         <w:rPr>
           <w:rStyle w:val="Strong"/>
         </w:rPr>
-        <w:lastRenderedPageBreak/>
         <w:t xml:space="preserve">3. </w:t>
       </w:r>
       <w:proofErr w:type="spellStart"/>
@@ -2885,7 +2948,6 @@
           <w:sz w:val="32"/>
           <w:szCs w:val="32"/>
         </w:rPr>
-        <w:lastRenderedPageBreak/>
         <w:t>Thực</w:t>
       </w:r>
       <w:proofErr w:type="spellEnd"/>
@@ -5035,8 +5097,6 @@
       <w:r>
         <w:t>")</w:t>
       </w:r>
-      <w:bookmarkStart w:id="0" w:name="_GoBack"/>
-      <w:bookmarkEnd w:id="0"/>
     </w:p>
     <w:p>
       <w:pPr>
